--- a/docs/nombre aplicacion y sociedad.docx
+++ b/docs/nombre aplicacion y sociedad.docx
@@ -12,7 +12,7 @@
       </w:pPr>
       <w:r>
         <w:rPr/>
-        <w:t>Debe quedar TODO así:</w:t>
+        <w:t>Posibles nombre sociedad:</w:t>
       </w:r>
     </w:p>
     <w:p>
@@ -23,7 +23,6 @@
           <w:numId w:val="1"/>
         </w:numPr>
         <w:tabs>
-          <w:tab w:val="clear" w:pos="709"/>
           <w:tab w:val="left" w:pos="709" w:leader="none"/>
         </w:tabs>
         <w:bidi w:val="0"/>
@@ -34,7 +33,7 @@
       </w:pPr>
       <w:r>
         <w:rPr/>
-        <w:t xml:space="preserve">TrabFlow AI </w:t>
+        <w:t>TrabFlow Technologies SL -------- este sera la principal opcion</w:t>
       </w:r>
     </w:p>
     <w:p>
@@ -45,7 +44,6 @@
           <w:numId w:val="1"/>
         </w:numPr>
         <w:tabs>
-          <w:tab w:val="clear" w:pos="709"/>
           <w:tab w:val="left" w:pos="709" w:leader="none"/>
         </w:tabs>
         <w:bidi w:val="0"/>
@@ -56,7 +54,7 @@
       </w:pPr>
       <w:r>
         <w:rPr/>
-        <w:t xml:space="preserve">TrabFlow Technologies S.L. </w:t>
+        <w:t>TrabFlow AI Solutions SL</w:t>
       </w:r>
     </w:p>
     <w:p>
@@ -67,7 +65,6 @@
           <w:numId w:val="1"/>
         </w:numPr>
         <w:tabs>
-          <w:tab w:val="clear" w:pos="709"/>
           <w:tab w:val="left" w:pos="709" w:leader="none"/>
         </w:tabs>
         <w:bidi w:val="0"/>
@@ -78,7 +75,7 @@
       </w:pPr>
       <w:r>
         <w:rPr/>
-        <w:t xml:space="preserve">trabflow.com </w:t>
+        <w:t>TrabFlow Software SL</w:t>
       </w:r>
     </w:p>
     <w:p>
@@ -89,21 +86,623 @@
           <w:numId w:val="1"/>
         </w:numPr>
         <w:tabs>
-          <w:tab w:val="clear" w:pos="709"/>
           <w:tab w:val="left" w:pos="709" w:leader="none"/>
         </w:tabs>
         <w:bidi w:val="0"/>
+        <w:spacing w:before="0" w:after="0"/>
         <w:ind w:left="709" w:hanging="283"/>
         <w:jc w:val="left"/>
         <w:rPr/>
       </w:pPr>
       <w:r>
         <w:rPr/>
+        <w:t>TrabFlow Systems SL</w:t>
+      </w:r>
+    </w:p>
+    <w:p>
+      <w:pPr>
+        <w:pStyle w:val="Cuerpodetexto"/>
+        <w:numPr>
+          <w:ilvl w:val="0"/>
+          <w:numId w:val="1"/>
+        </w:numPr>
+        <w:tabs>
+          <w:tab w:val="left" w:pos="709" w:leader="none"/>
+        </w:tabs>
+        <w:bidi w:val="0"/>
+        <w:spacing w:before="0" w:after="0"/>
+        <w:ind w:left="709" w:hanging="283"/>
+        <w:jc w:val="left"/>
+        <w:rPr/>
+      </w:pPr>
+      <w:r>
+        <w:rPr/>
+        <w:t>TrabFlow Labs SL</w:t>
+      </w:r>
+    </w:p>
+    <w:p>
+      <w:pPr>
+        <w:pStyle w:val="Cuerpodetexto"/>
+        <w:bidi w:val="0"/>
+        <w:spacing w:before="0" w:after="0"/>
+        <w:jc w:val="left"/>
+        <w:rPr/>
+      </w:pPr>
+      <w:r>
+        <w:rPr/>
+      </w:r>
+    </w:p>
+    <w:p>
+      <w:pPr>
+        <w:pStyle w:val="Cuerpodetexto"/>
+        <w:bidi w:val="0"/>
+        <w:spacing w:before="0" w:after="0"/>
+        <w:jc w:val="left"/>
+        <w:rPr/>
+      </w:pPr>
+      <w:r>
+        <w:rPr/>
+      </w:r>
+    </w:p>
+    <w:p>
+      <w:pPr>
+        <w:pStyle w:val="Cuerpodetexto"/>
+        <w:bidi w:val="0"/>
+        <w:spacing w:before="0" w:after="0"/>
+        <w:jc w:val="left"/>
+        <w:rPr/>
+      </w:pPr>
+      <w:r>
+        <w:rPr/>
+        <w:t>dominio:</w:t>
+      </w:r>
+    </w:p>
+    <w:p>
+      <w:pPr>
+        <w:pStyle w:val="Cuerpodetexto"/>
+        <w:bidi w:val="0"/>
+        <w:spacing w:before="0" w:after="0"/>
+        <w:jc w:val="left"/>
+        <w:rPr/>
+      </w:pPr>
+      <w:r>
+        <w:rPr/>
+      </w:r>
+    </w:p>
+    <w:p>
+      <w:pPr>
+        <w:pStyle w:val="Cuerpodetexto"/>
+        <w:numPr>
+          <w:ilvl w:val="0"/>
+          <w:numId w:val="1"/>
+        </w:numPr>
+        <w:tabs>
+          <w:tab w:val="left" w:pos="709" w:leader="none"/>
+        </w:tabs>
+        <w:bidi w:val="0"/>
+        <w:spacing w:before="0" w:after="0"/>
+        <w:ind w:left="709" w:hanging="283"/>
+        <w:jc w:val="left"/>
+        <w:rPr/>
+      </w:pPr>
+      <w:r>
+        <w:rPr/>
+        <w:t xml:space="preserve">trabflow.com </w:t>
+      </w:r>
+    </w:p>
+    <w:p>
+      <w:pPr>
+        <w:pStyle w:val="Cuerpodetexto"/>
+        <w:bidi w:val="0"/>
+        <w:spacing w:before="0" w:after="0"/>
+        <w:jc w:val="left"/>
+        <w:rPr/>
+      </w:pPr>
+      <w:r>
+        <w:rPr/>
+      </w:r>
+    </w:p>
+    <w:p>
+      <w:pPr>
+        <w:pStyle w:val="Cuerpodetexto"/>
+        <w:bidi w:val="0"/>
+        <w:spacing w:before="0" w:after="0"/>
+        <w:jc w:val="left"/>
+        <w:rPr/>
+      </w:pPr>
+      <w:r>
+        <w:rPr/>
+        <w:t>emails:</w:t>
+      </w:r>
+    </w:p>
+    <w:p>
+      <w:pPr>
+        <w:pStyle w:val="Cuerpodetexto"/>
+        <w:bidi w:val="0"/>
+        <w:spacing w:before="0" w:after="0"/>
+        <w:jc w:val="left"/>
+        <w:rPr/>
+      </w:pPr>
+      <w:r>
+        <w:rPr/>
+      </w:r>
+    </w:p>
+    <w:p>
+      <w:pPr>
+        <w:pStyle w:val="Cuerpodetexto"/>
+        <w:numPr>
+          <w:ilvl w:val="0"/>
+          <w:numId w:val="1"/>
+        </w:numPr>
+        <w:tabs>
+          <w:tab w:val="left" w:pos="709" w:leader="none"/>
+        </w:tabs>
+        <w:bidi w:val="0"/>
+        <w:ind w:left="709" w:hanging="283"/>
+        <w:jc w:val="left"/>
+        <w:rPr/>
+      </w:pPr>
+      <w:r>
+        <w:rPr>
+          <w:rStyle w:val="EnlacedeInternet"/>
+        </w:rPr>
         <w:t>soporte@trabflow.com</w:t>
       </w:r>
     </w:p>
     <w:p>
       <w:pPr>
+        <w:pStyle w:val="Cuerpodetexto"/>
+        <w:numPr>
+          <w:ilvl w:val="0"/>
+          <w:numId w:val="1"/>
+        </w:numPr>
+        <w:tabs>
+          <w:tab w:val="left" w:pos="709" w:leader="none"/>
+        </w:tabs>
+        <w:bidi w:val="0"/>
+        <w:ind w:left="709" w:hanging="283"/>
+        <w:jc w:val="left"/>
+        <w:rPr/>
+      </w:pPr>
+      <w:r>
+        <w:rPr>
+          <w:rStyle w:val="EnlacedeInternet"/>
+        </w:rPr>
+        <w:t>contacto@trabflow.com</w:t>
+      </w:r>
+    </w:p>
+    <w:p>
+      <w:pPr>
+        <w:pStyle w:val="Cuerpodetexto"/>
+        <w:numPr>
+          <w:ilvl w:val="0"/>
+          <w:numId w:val="1"/>
+        </w:numPr>
+        <w:tabs>
+          <w:tab w:val="left" w:pos="709" w:leader="none"/>
+        </w:tabs>
+        <w:bidi w:val="0"/>
+        <w:ind w:left="709" w:hanging="283"/>
+        <w:jc w:val="left"/>
+        <w:rPr/>
+      </w:pPr>
+      <w:r>
+        <w:rPr>
+          <w:rStyle w:val="EnlacedeInternet"/>
+        </w:rPr>
+        <w:t>legal@trabaflow.com</w:t>
+      </w:r>
+    </w:p>
+    <w:p>
+      <w:pPr>
+        <w:pStyle w:val="Cuerpodetexto"/>
+        <w:bidi w:val="0"/>
+        <w:jc w:val="left"/>
+        <w:rPr/>
+      </w:pPr>
+      <w:r>
+        <w:rPr/>
+      </w:r>
+    </w:p>
+    <w:p>
+      <w:pPr>
+        <w:pStyle w:val="Cuerpodetexto"/>
+        <w:bidi w:val="0"/>
+        <w:jc w:val="left"/>
+        <w:rPr/>
+      </w:pPr>
+      <w:r>
+        <w:rPr/>
+        <w:drawing>
+          <wp:anchor behindDoc="0" distT="0" distB="0" distL="0" distR="0" simplePos="0" locked="0" layoutInCell="0" allowOverlap="1" relativeHeight="2">
+            <wp:simplePos x="0" y="0"/>
+            <wp:positionH relativeFrom="column">
+              <wp:align>center</wp:align>
+            </wp:positionH>
+            <wp:positionV relativeFrom="paragraph">
+              <wp:posOffset>635</wp:posOffset>
+            </wp:positionV>
+            <wp:extent cx="6120130" cy="3442335"/>
+            <wp:effectExtent l="0" t="0" r="0" b="0"/>
+            <wp:wrapSquare wrapText="largest"/>
+            <wp:docPr id="1" name="Imagen1" descr=""/>
+            <wp:cNvGraphicFramePr>
+              <a:graphicFrameLocks xmlns:a="http://schemas.openxmlformats.org/drawingml/2006/main" noChangeAspect="1"/>
+            </wp:cNvGraphicFramePr>
+            <a:graphic xmlns:a="http://schemas.openxmlformats.org/drawingml/2006/main">
+              <a:graphicData uri="http://schemas.openxmlformats.org/drawingml/2006/picture">
+                <pic:pic xmlns:pic="http://schemas.openxmlformats.org/drawingml/2006/picture">
+                  <pic:nvPicPr>
+                    <pic:cNvPr id="1" name="Imagen1" descr=""/>
+                    <pic:cNvPicPr>
+                      <a:picLocks noChangeAspect="1" noChangeArrowheads="1"/>
+                    </pic:cNvPicPr>
+                  </pic:nvPicPr>
+                  <pic:blipFill>
+                    <a:blip r:embed="rId2"/>
+                    <a:stretch>
+                      <a:fillRect/>
+                    </a:stretch>
+                  </pic:blipFill>
+                  <pic:spPr bwMode="auto">
+                    <a:xfrm>
+                      <a:off x="0" y="0"/>
+                      <a:ext cx="6120130" cy="3442335"/>
+                    </a:xfrm>
+                    <a:prstGeom prst="rect">
+                      <a:avLst/>
+                    </a:prstGeom>
+                  </pic:spPr>
+                </pic:pic>
+              </a:graphicData>
+            </a:graphic>
+          </wp:anchor>
+        </w:drawing>
+      </w:r>
+    </w:p>
+    <w:p>
+      <w:pPr>
+        <w:pStyle w:val="Ttulo2"/>
+        <w:bidi w:val="0"/>
+        <w:jc w:val="left"/>
+        <w:rPr>
+          <w:rFonts w:ascii="Arial" w:hAnsi="Arial"/>
+          <w:b w:val="false"/>
+          <w:b w:val="false"/>
+          <w:bCs w:val="false"/>
+          <w:sz w:val="21"/>
+          <w:szCs w:val="21"/>
+        </w:rPr>
+      </w:pPr>
+      <w:r>
+        <w:rPr>
+          <w:rFonts w:ascii="Arial" w:hAnsi="Arial"/>
+          <w:b w:val="false"/>
+          <w:bCs w:val="false"/>
+          <w:sz w:val="21"/>
+          <w:szCs w:val="21"/>
+        </w:rPr>
+        <w:t xml:space="preserve">Marca:  </w:t>
+      </w:r>
+      <w:r>
+        <w:rPr>
+          <w:rFonts w:ascii="Arial" w:hAnsi="Arial"/>
+          <w:b/>
+          <w:bCs/>
+          <w:sz w:val="21"/>
+          <w:szCs w:val="21"/>
+        </w:rPr>
+        <w:t>TrabFlow</w:t>
+      </w:r>
+    </w:p>
+    <w:p>
+      <w:pPr>
+        <w:pStyle w:val="Ttulo2"/>
+        <w:bidi w:val="0"/>
+        <w:jc w:val="left"/>
+        <w:rPr>
+          <w:rFonts w:ascii="Arial" w:hAnsi="Arial"/>
+          <w:b w:val="false"/>
+          <w:b w:val="false"/>
+          <w:bCs w:val="false"/>
+          <w:sz w:val="21"/>
+          <w:szCs w:val="21"/>
+        </w:rPr>
+      </w:pPr>
+      <w:r>
+        <w:rPr>
+          <w:rFonts w:ascii="Arial" w:hAnsi="Arial"/>
+          <w:b w:val="false"/>
+          <w:bCs w:val="false"/>
+          <w:sz w:val="21"/>
+          <w:szCs w:val="21"/>
+        </w:rPr>
+        <w:t xml:space="preserve">Sociedad: </w:t>
+      </w:r>
+      <w:r>
+        <w:rPr>
+          <w:rFonts w:ascii="Arial" w:hAnsi="Arial"/>
+          <w:b/>
+          <w:bCs/>
+          <w:sz w:val="21"/>
+          <w:szCs w:val="21"/>
+        </w:rPr>
+        <w:t>TrabFlow Technologies SL</w:t>
+      </w:r>
+    </w:p>
+    <w:p>
+      <w:pPr>
+        <w:pStyle w:val="Ttulo2"/>
+        <w:bidi w:val="0"/>
+        <w:jc w:val="left"/>
+        <w:rPr>
+          <w:rFonts w:ascii="Arial" w:hAnsi="Arial"/>
+          <w:b w:val="false"/>
+          <w:b w:val="false"/>
+          <w:bCs w:val="false"/>
+          <w:sz w:val="21"/>
+          <w:szCs w:val="21"/>
+        </w:rPr>
+      </w:pPr>
+      <w:r>
+        <w:rPr>
+          <w:rFonts w:ascii="Arial" w:hAnsi="Arial"/>
+          <w:b w:val="false"/>
+          <w:bCs w:val="false"/>
+          <w:sz w:val="21"/>
+          <w:szCs w:val="21"/>
+        </w:rPr>
+        <w:t xml:space="preserve">Claim: </w:t>
+      </w:r>
+      <w:r>
+        <w:rPr>
+          <w:rFonts w:ascii="Arial" w:hAnsi="Arial"/>
+          <w:b/>
+          <w:bCs/>
+          <w:sz w:val="21"/>
+          <w:szCs w:val="21"/>
+        </w:rPr>
+        <w:t xml:space="preserve"> “El sistema operativo del instalador autónomo”</w:t>
+      </w:r>
+    </w:p>
+    <w:p>
+      <w:pPr>
+        <w:pStyle w:val="Cuerpodetexto"/>
+        <w:bidi w:val="0"/>
+        <w:jc w:val="left"/>
+        <w:rPr>
+          <w:rFonts w:ascii="Arial" w:hAnsi="Arial"/>
+          <w:b w:val="false"/>
+          <w:b w:val="false"/>
+          <w:bCs w:val="false"/>
+          <w:sz w:val="21"/>
+          <w:szCs w:val="21"/>
+        </w:rPr>
+      </w:pPr>
+      <w:r>
+        <w:rPr>
+          <w:rFonts w:ascii="Arial" w:hAnsi="Arial"/>
+          <w:b w:val="false"/>
+          <w:bCs w:val="false"/>
+          <w:sz w:val="21"/>
+          <w:szCs w:val="21"/>
+        </w:rPr>
+      </w:r>
+    </w:p>
+    <w:p>
+      <w:pPr>
+        <w:pStyle w:val="Cuerpodetexto"/>
+        <w:bidi w:val="0"/>
+        <w:jc w:val="left"/>
+        <w:rPr/>
+      </w:pPr>
+      <w:r>
+        <w:rPr>
+          <w:rFonts w:ascii="Arial" w:hAnsi="Arial"/>
+          <w:b w:val="false"/>
+          <w:bCs w:val="false"/>
+          <w:sz w:val="21"/>
+          <w:szCs w:val="21"/>
+        </w:rPr>
+        <w:t xml:space="preserve"> </w:t>
+      </w:r>
+      <w:r>
+        <w:rPr>
+          <w:rFonts w:ascii="Arial" w:hAnsi="Arial"/>
+          <w:b w:val="false"/>
+          <w:bCs w:val="false"/>
+          <w:sz w:val="21"/>
+          <w:szCs w:val="21"/>
+        </w:rPr>
+        <w:t>Comprar también si puedes:</w:t>
+      </w:r>
+    </w:p>
+    <w:p>
+      <w:pPr>
+        <w:pStyle w:val="Cuerpodetexto"/>
+        <w:numPr>
+          <w:ilvl w:val="0"/>
+          <w:numId w:val="2"/>
+        </w:numPr>
+        <w:tabs>
+          <w:tab w:val="left" w:pos="709" w:leader="none"/>
+        </w:tabs>
+        <w:bidi w:val="0"/>
+        <w:spacing w:before="0" w:after="0"/>
+        <w:ind w:left="709" w:hanging="283"/>
+        <w:jc w:val="left"/>
+        <w:rPr/>
+      </w:pPr>
+      <w:r>
+        <w:rPr/>
+        <w:t xml:space="preserve">trabflow.ai </w:t>
+      </w:r>
+    </w:p>
+    <w:p>
+      <w:pPr>
+        <w:pStyle w:val="Cuerpodetexto"/>
+        <w:numPr>
+          <w:ilvl w:val="0"/>
+          <w:numId w:val="2"/>
+        </w:numPr>
+        <w:tabs>
+          <w:tab w:val="left" w:pos="709" w:leader="none"/>
+        </w:tabs>
+        <w:bidi w:val="0"/>
+        <w:spacing w:before="0" w:after="0"/>
+        <w:ind w:left="709" w:hanging="283"/>
+        <w:jc w:val="left"/>
+        <w:rPr/>
+      </w:pPr>
+      <w:r>
+        <w:rPr/>
+        <w:t xml:space="preserve">gettrabflow.com </w:t>
+      </w:r>
+    </w:p>
+    <w:p>
+      <w:pPr>
+        <w:pStyle w:val="Cuerpodetexto"/>
+        <w:numPr>
+          <w:ilvl w:val="0"/>
+          <w:numId w:val="2"/>
+        </w:numPr>
+        <w:tabs>
+          <w:tab w:val="left" w:pos="709" w:leader="none"/>
+        </w:tabs>
+        <w:bidi w:val="0"/>
+        <w:ind w:left="709" w:hanging="283"/>
+        <w:jc w:val="left"/>
+        <w:rPr/>
+      </w:pPr>
+      <w:r>
+        <w:rPr/>
+        <w:t xml:space="preserve">apptrabflow.com </w:t>
+      </w:r>
+    </w:p>
+    <w:p>
+      <w:pPr>
+        <w:pStyle w:val="Cuerpodetexto"/>
+        <w:bidi w:val="0"/>
+        <w:jc w:val="left"/>
+        <w:rPr/>
+      </w:pPr>
+      <w:r>
+        <w:rPr/>
+        <w:t>Aunque no los uses.</w:t>
+      </w:r>
+    </w:p>
+    <w:p>
+      <w:pPr>
+        <w:pStyle w:val="Cuerpodetexto"/>
+        <w:bidi w:val="0"/>
+        <w:jc w:val="left"/>
+        <w:rPr>
+          <w:rFonts w:ascii="Arial" w:hAnsi="Arial"/>
+          <w:b w:val="false"/>
+          <w:b w:val="false"/>
+          <w:bCs w:val="false"/>
+          <w:sz w:val="21"/>
+          <w:szCs w:val="21"/>
+        </w:rPr>
+      </w:pPr>
+      <w:r>
+        <w:rPr>
+          <w:rFonts w:ascii="Arial" w:hAnsi="Arial"/>
+          <w:b w:val="false"/>
+          <w:bCs w:val="false"/>
+          <w:sz w:val="21"/>
+          <w:szCs w:val="21"/>
+        </w:rPr>
+      </w:r>
+    </w:p>
+    <w:p>
+      <w:pPr>
+        <w:pStyle w:val="Cuerpodetexto"/>
+        <w:bidi w:val="0"/>
+        <w:jc w:val="left"/>
+        <w:rPr>
+          <w:b/>
+          <w:b/>
+          <w:bCs/>
+        </w:rPr>
+      </w:pPr>
+      <w:r>
+        <w:rPr>
+          <w:b/>
+          <w:bCs/>
+        </w:rPr>
+        <w:t xml:space="preserve">Registro de Marca: </w:t>
+      </w:r>
+    </w:p>
+    <w:p>
+      <w:pPr>
+        <w:pStyle w:val="Cuerpodetexto"/>
+        <w:bidi w:val="0"/>
+        <w:jc w:val="left"/>
+        <w:rPr/>
+      </w:pPr>
+      <w:r>
+        <w:rPr/>
+        <w:drawing>
+          <wp:anchor behindDoc="0" distT="0" distB="0" distL="0" distR="0" simplePos="0" locked="0" layoutInCell="0" allowOverlap="1" relativeHeight="3">
+            <wp:simplePos x="0" y="0"/>
+            <wp:positionH relativeFrom="column">
+              <wp:posOffset>0</wp:posOffset>
+            </wp:positionH>
+            <wp:positionV relativeFrom="paragraph">
+              <wp:posOffset>163830</wp:posOffset>
+            </wp:positionV>
+            <wp:extent cx="6120130" cy="3442335"/>
+            <wp:effectExtent l="0" t="0" r="0" b="0"/>
+            <wp:wrapSquare wrapText="largest"/>
+            <wp:docPr id="2" name="Imagen2" descr=""/>
+            <wp:cNvGraphicFramePr>
+              <a:graphicFrameLocks xmlns:a="http://schemas.openxmlformats.org/drawingml/2006/main" noChangeAspect="1"/>
+            </wp:cNvGraphicFramePr>
+            <a:graphic xmlns:a="http://schemas.openxmlformats.org/drawingml/2006/main">
+              <a:graphicData uri="http://schemas.openxmlformats.org/drawingml/2006/picture">
+                <pic:pic xmlns:pic="http://schemas.openxmlformats.org/drawingml/2006/picture">
+                  <pic:nvPicPr>
+                    <pic:cNvPr id="2" name="Imagen2" descr=""/>
+                    <pic:cNvPicPr>
+                      <a:picLocks noChangeAspect="1" noChangeArrowheads="1"/>
+                    </pic:cNvPicPr>
+                  </pic:nvPicPr>
+                  <pic:blipFill>
+                    <a:blip r:embed="rId3"/>
+                    <a:stretch>
+                      <a:fillRect/>
+                    </a:stretch>
+                  </pic:blipFill>
+                  <pic:spPr bwMode="auto">
+                    <a:xfrm>
+                      <a:off x="0" y="0"/>
+                      <a:ext cx="6120130" cy="3442335"/>
+                    </a:xfrm>
+                    <a:prstGeom prst="rect">
+                      <a:avLst/>
+                    </a:prstGeom>
+                  </pic:spPr>
+                </pic:pic>
+              </a:graphicData>
+            </a:graphic>
+          </wp:anchor>
+        </w:drawing>
+      </w:r>
+    </w:p>
+    <w:p>
+      <w:pPr>
+        <w:pStyle w:val="Cuerpodetexto"/>
+        <w:bidi w:val="0"/>
+        <w:jc w:val="left"/>
+        <w:rPr/>
+      </w:pPr>
+      <w:r>
+        <w:rPr/>
+      </w:r>
+    </w:p>
+    <w:p>
+      <w:pPr>
         <w:pStyle w:val="Normal"/>
         <w:bidi w:val="0"/>
         <w:jc w:val="left"/>
@@ -122,6 +721,51 @@
       </w:pPr>
       <w:r>
         <w:rPr/>
+        <w:drawing>
+          <wp:anchor behindDoc="0" distT="0" distB="0" distL="0" distR="0" simplePos="0" locked="0" layoutInCell="0" allowOverlap="1" relativeHeight="4">
+            <wp:simplePos x="0" y="0"/>
+            <wp:positionH relativeFrom="column">
+              <wp:align>center</wp:align>
+            </wp:positionH>
+            <wp:positionV relativeFrom="paragraph">
+              <wp:posOffset>635</wp:posOffset>
+            </wp:positionV>
+            <wp:extent cx="6120130" cy="3442335"/>
+            <wp:effectExtent l="0" t="0" r="0" b="0"/>
+            <wp:wrapSquare wrapText="largest"/>
+            <wp:docPr id="3" name="Imagen3" descr=""/>
+            <wp:cNvGraphicFramePr>
+              <a:graphicFrameLocks xmlns:a="http://schemas.openxmlformats.org/drawingml/2006/main" noChangeAspect="1"/>
+            </wp:cNvGraphicFramePr>
+            <a:graphic xmlns:a="http://schemas.openxmlformats.org/drawingml/2006/main">
+              <a:graphicData uri="http://schemas.openxmlformats.org/drawingml/2006/picture">
+                <pic:pic xmlns:pic="http://schemas.openxmlformats.org/drawingml/2006/picture">
+                  <pic:nvPicPr>
+                    <pic:cNvPr id="3" name="Imagen3" descr=""/>
+                    <pic:cNvPicPr>
+                      <a:picLocks noChangeAspect="1" noChangeArrowheads="1"/>
+                    </pic:cNvPicPr>
+                  </pic:nvPicPr>
+                  <pic:blipFill>
+                    <a:blip r:embed="rId4"/>
+                    <a:stretch>
+                      <a:fillRect/>
+                    </a:stretch>
+                  </pic:blipFill>
+                  <pic:spPr bwMode="auto">
+                    <a:xfrm>
+                      <a:off x="0" y="0"/>
+                      <a:ext cx="6120130" cy="3442335"/>
+                    </a:xfrm>
+                    <a:prstGeom prst="rect">
+                      <a:avLst/>
+                    </a:prstGeom>
+                  </pic:spPr>
+                </pic:pic>
+              </a:graphicData>
+            </a:graphic>
+          </wp:anchor>
+        </w:drawing>
       </w:r>
     </w:p>
     <w:p>
@@ -142,6 +786,7 @@
       <w:pgNumType w:fmt="decimal"/>
       <w:formProt w:val="false"/>
       <w:textDirection w:val="lrTb"/>
+      <w:docGrid w:type="default" w:linePitch="100" w:charSpace="0"/>
     </w:sectPr>
   </w:body>
 </w:document>
@@ -289,6 +934,143 @@
   <w:abstractNum w:abstractNumId="2">
     <w:lvl w:ilvl="0">
       <w:start w:val="1"/>
+      <w:numFmt w:val="bullet"/>
+      <w:lvlText w:val=""/>
+      <w:lvlJc w:val="left"/>
+      <w:pPr>
+        <w:tabs>
+          <w:tab w:val="num" w:pos="709"/>
+        </w:tabs>
+        <w:ind w:left="709" w:hanging="283"/>
+      </w:pPr>
+      <w:rPr>
+        <w:rFonts w:ascii="Symbol" w:hAnsi="Symbol" w:cs="Symbol" w:hint="default"/>
+      </w:rPr>
+    </w:lvl>
+    <w:lvl w:ilvl="1">
+      <w:start w:val="1"/>
+      <w:numFmt w:val="bullet"/>
+      <w:lvlText w:val=""/>
+      <w:lvlJc w:val="left"/>
+      <w:pPr>
+        <w:tabs>
+          <w:tab w:val="num" w:pos="1418"/>
+        </w:tabs>
+        <w:ind w:left="1418" w:hanging="283"/>
+      </w:pPr>
+      <w:rPr>
+        <w:rFonts w:ascii="Symbol" w:hAnsi="Symbol" w:cs="Symbol" w:hint="default"/>
+      </w:rPr>
+    </w:lvl>
+    <w:lvl w:ilvl="2">
+      <w:start w:val="1"/>
+      <w:numFmt w:val="bullet"/>
+      <w:lvlText w:val=""/>
+      <w:lvlJc w:val="left"/>
+      <w:pPr>
+        <w:tabs>
+          <w:tab w:val="num" w:pos="2127"/>
+        </w:tabs>
+        <w:ind w:left="2127" w:hanging="283"/>
+      </w:pPr>
+      <w:rPr>
+        <w:rFonts w:ascii="Symbol" w:hAnsi="Symbol" w:cs="Symbol" w:hint="default"/>
+      </w:rPr>
+    </w:lvl>
+    <w:lvl w:ilvl="3">
+      <w:start w:val="1"/>
+      <w:numFmt w:val="bullet"/>
+      <w:lvlText w:val=""/>
+      <w:lvlJc w:val="left"/>
+      <w:pPr>
+        <w:tabs>
+          <w:tab w:val="num" w:pos="2836"/>
+        </w:tabs>
+        <w:ind w:left="2836" w:hanging="283"/>
+      </w:pPr>
+      <w:rPr>
+        <w:rFonts w:ascii="Symbol" w:hAnsi="Symbol" w:cs="Symbol" w:hint="default"/>
+      </w:rPr>
+    </w:lvl>
+    <w:lvl w:ilvl="4">
+      <w:start w:val="1"/>
+      <w:numFmt w:val="bullet"/>
+      <w:lvlText w:val=""/>
+      <w:lvlJc w:val="left"/>
+      <w:pPr>
+        <w:tabs>
+          <w:tab w:val="num" w:pos="3545"/>
+        </w:tabs>
+        <w:ind w:left="3545" w:hanging="283"/>
+      </w:pPr>
+      <w:rPr>
+        <w:rFonts w:ascii="Symbol" w:hAnsi="Symbol" w:cs="Symbol" w:hint="default"/>
+      </w:rPr>
+    </w:lvl>
+    <w:lvl w:ilvl="5">
+      <w:start w:val="1"/>
+      <w:numFmt w:val="bullet"/>
+      <w:lvlText w:val=""/>
+      <w:lvlJc w:val="left"/>
+      <w:pPr>
+        <w:tabs>
+          <w:tab w:val="num" w:pos="4254"/>
+        </w:tabs>
+        <w:ind w:left="4254" w:hanging="283"/>
+      </w:pPr>
+      <w:rPr>
+        <w:rFonts w:ascii="Symbol" w:hAnsi="Symbol" w:cs="Symbol" w:hint="default"/>
+      </w:rPr>
+    </w:lvl>
+    <w:lvl w:ilvl="6">
+      <w:start w:val="1"/>
+      <w:numFmt w:val="bullet"/>
+      <w:lvlText w:val=""/>
+      <w:lvlJc w:val="left"/>
+      <w:pPr>
+        <w:tabs>
+          <w:tab w:val="num" w:pos="4963"/>
+        </w:tabs>
+        <w:ind w:left="4963" w:hanging="283"/>
+      </w:pPr>
+      <w:rPr>
+        <w:rFonts w:ascii="Symbol" w:hAnsi="Symbol" w:cs="Symbol" w:hint="default"/>
+      </w:rPr>
+    </w:lvl>
+    <w:lvl w:ilvl="7">
+      <w:start w:val="1"/>
+      <w:numFmt w:val="bullet"/>
+      <w:lvlText w:val=""/>
+      <w:lvlJc w:val="left"/>
+      <w:pPr>
+        <w:tabs>
+          <w:tab w:val="num" w:pos="5672"/>
+        </w:tabs>
+        <w:ind w:left="5672" w:hanging="283"/>
+      </w:pPr>
+      <w:rPr>
+        <w:rFonts w:ascii="Symbol" w:hAnsi="Symbol" w:cs="Symbol" w:hint="default"/>
+      </w:rPr>
+    </w:lvl>
+    <w:lvl w:ilvl="8">
+      <w:start w:val="1"/>
+      <w:numFmt w:val="bullet"/>
+      <w:lvlText w:val=""/>
+      <w:lvlJc w:val="left"/>
+      <w:pPr>
+        <w:tabs>
+          <w:tab w:val="num" w:pos="6381"/>
+        </w:tabs>
+        <w:ind w:left="6381" w:hanging="283"/>
+      </w:pPr>
+      <w:rPr>
+        <w:rFonts w:ascii="Symbol" w:hAnsi="Symbol" w:cs="Symbol" w:hint="default"/>
+      </w:rPr>
+    </w:lvl>
+  </w:abstractNum>
+  <w:abstractNum w:abstractNumId="3">
+    <w:lvl w:ilvl="0">
+      <w:start w:val="1"/>
       <w:numFmt w:val="none"/>
       <w:suff w:val="nothing"/>
       <w:lvlText w:val=""/>
@@ -410,6 +1192,9 @@
   </w:num>
   <w:num w:numId="2">
     <w:abstractNumId w:val="2"/>
+  </w:num>
+  <w:num w:numId="3">
+    <w:abstractNumId w:val="3"/>
   </w:num>
 </w:numbering>
 </file>
@@ -428,7 +1213,6 @@
     </w:rPrDefault>
     <w:pPrDefault>
       <w:pPr>
-        <w:widowControl/>
         <w:suppressAutoHyphens w:val="true"/>
       </w:pPr>
     </w:pPrDefault>
@@ -438,7 +1222,10 @@
     <w:qFormat/>
     <w:pPr>
       <w:widowControl/>
+      <w:suppressAutoHyphens w:val="true"/>
       <w:bidi w:val="0"/>
+      <w:spacing w:before="0" w:after="0"/>
+      <w:jc w:val="left"/>
     </w:pPr>
     <w:rPr>
       <w:rFonts w:ascii="Liberation Serif" w:hAnsi="Liberation Serif" w:eastAsia="NSimSun" w:cs="Lucida Sans"/>
@@ -449,11 +1236,52 @@
       <w:lang w:val="es-ES" w:eastAsia="zh-CN" w:bidi="hi-IN"/>
     </w:rPr>
   </w:style>
+  <w:style w:type="paragraph" w:styleId="Ttulo1">
+    <w:name w:val="Heading 1"/>
+    <w:basedOn w:val="Ttulo"/>
+    <w:next w:val="Cuerpodetexto"/>
+    <w:qFormat/>
+    <w:pPr>
+      <w:spacing w:before="240" w:after="120"/>
+      <w:outlineLvl w:val="0"/>
+    </w:pPr>
+    <w:rPr>
+      <w:rFonts w:ascii="Liberation Serif" w:hAnsi="Liberation Serif" w:eastAsia="NSimSun" w:cs="Lucida Sans"/>
+      <w:b/>
+      <w:bCs/>
+      <w:sz w:val="48"/>
+      <w:szCs w:val="48"/>
+    </w:rPr>
+  </w:style>
+  <w:style w:type="paragraph" w:styleId="Ttulo2">
+    <w:name w:val="Heading 2"/>
+    <w:basedOn w:val="Ttulo"/>
+    <w:next w:val="Cuerpodetexto"/>
+    <w:qFormat/>
+    <w:pPr>
+      <w:spacing w:before="200" w:after="120"/>
+      <w:outlineLvl w:val="1"/>
+    </w:pPr>
+    <w:rPr>
+      <w:rFonts w:ascii="Liberation Serif" w:hAnsi="Liberation Serif" w:eastAsia="NSimSun" w:cs="Lucida Sans"/>
+      <w:b/>
+      <w:bCs/>
+      <w:sz w:val="36"/>
+      <w:szCs w:val="36"/>
+    </w:rPr>
+  </w:style>
   <w:style w:type="character" w:styleId="Vietas">
     <w:name w:val="Viñetas"/>
     <w:qFormat/>
     <w:rPr>
       <w:rFonts w:ascii="OpenSymbol" w:hAnsi="OpenSymbol" w:eastAsia="OpenSymbol" w:cs="OpenSymbol"/>
+    </w:rPr>
+  </w:style>
+  <w:style w:type="character" w:styleId="EnlacedeInternet">
+    <w:name w:val="Hyperlink"/>
+    <w:rPr>
+      <w:color w:val="000080"/>
+      <w:u w:val="single"/>
     </w:rPr>
   </w:style>
   <w:style w:type="paragraph" w:styleId="Ttulo">
